--- a/Site E Portfollio.docx
+++ b/Site E Portfollio.docx
@@ -90,11 +90,13 @@
         <w:jc w:val="center"/>
         <w:rPr>
           <w:rFonts w:ascii="Times New Roman" w:hAnsi="Times New Roman" w:cs="Times New Roman"/>
+          <w:lang w:val="en-US"/>
         </w:rPr>
       </w:pPr>
       <w:r>
         <w:rPr>
           <w:rFonts w:ascii="Times New Roman" w:hAnsi="Times New Roman" w:cs="Times New Roman"/>
+          <w:lang w:val="en-US"/>
         </w:rPr>
         <w:t>Antoine Menke</w:t>
       </w:r>
@@ -104,6 +106,7 @@
         <w:jc w:val="center"/>
         <w:rPr>
           <w:rFonts w:ascii="Times New Roman" w:hAnsi="Times New Roman" w:cs="Times New Roman"/>
+          <w:lang w:val="en-US"/>
         </w:rPr>
       </w:pPr>
     </w:p>
@@ -472,16 +475,7 @@
           <w:b w:val="0"/>
           <w:bCs w:val="0"/>
         </w:rPr>
-        <w:t xml:space="preserve"> Buying (DV360 / The Trade Desk</w:t>
-      </w:r>
-      <w:r>
-        <w:rPr>
-          <w:rStyle w:val="Strong"/>
-          <w:rFonts w:eastAsiaTheme="majorEastAsia"/>
-          <w:b w:val="0"/>
-          <w:bCs w:val="0"/>
-        </w:rPr>
-        <w:t xml:space="preserve">/ Amazon </w:t>
+        <w:t xml:space="preserve"> Buying (DV360 / The Trade Desk/ Amazon </w:t>
       </w:r>
       <w:r>
         <w:rPr>
@@ -616,6 +610,7 @@
           <w:rFonts w:eastAsiaTheme="majorEastAsia"/>
           <w:b w:val="0"/>
           <w:bCs w:val="0"/>
+          <w:lang w:val="fr-FR"/>
         </w:rPr>
       </w:pPr>
       <w:r>
@@ -625,6 +620,9 @@
         <w:t></w:t>
       </w:r>
       <w:r>
+        <w:rPr>
+          <w:lang w:val="fr-FR"/>
+        </w:rPr>
         <w:t xml:space="preserve"> Campaign</w:t>
       </w:r>
       <w:r>
@@ -633,18 +631,54 @@
           <w:rFonts w:eastAsiaTheme="majorEastAsia"/>
           <w:b w:val="0"/>
           <w:bCs w:val="0"/>
-        </w:rPr>
-        <w:t xml:space="preserve"> Performance Reporting &amp; Optimization</w:t>
-      </w:r>
-    </w:p>
-    <w:p>
-      <w:pPr>
-        <w:pStyle w:val="NormalWeb"/>
-        <w:rPr>
-          <w:rStyle w:val="Strong"/>
-          <w:rFonts w:eastAsiaTheme="majorEastAsia"/>
-          <w:b w:val="0"/>
-          <w:bCs w:val="0"/>
+          <w:lang w:val="fr-FR"/>
+        </w:rPr>
+        <w:t xml:space="preserve"> Performance </w:t>
+      </w:r>
+      <w:proofErr w:type="spellStart"/>
+      <w:r>
+        <w:rPr>
+          <w:rStyle w:val="Strong"/>
+          <w:rFonts w:eastAsiaTheme="majorEastAsia"/>
+          <w:b w:val="0"/>
+          <w:bCs w:val="0"/>
+          <w:lang w:val="fr-FR"/>
+        </w:rPr>
+        <w:t>Reporting</w:t>
+      </w:r>
+      <w:proofErr w:type="spellEnd"/>
+      <w:r>
+        <w:rPr>
+          <w:rStyle w:val="Strong"/>
+          <w:rFonts w:eastAsiaTheme="majorEastAsia"/>
+          <w:b w:val="0"/>
+          <w:bCs w:val="0"/>
+          <w:lang w:val="fr-FR"/>
+        </w:rPr>
+        <w:t xml:space="preserve"> &amp; </w:t>
+      </w:r>
+      <w:proofErr w:type="spellStart"/>
+      <w:r>
+        <w:rPr>
+          <w:rStyle w:val="Strong"/>
+          <w:rFonts w:eastAsiaTheme="majorEastAsia"/>
+          <w:b w:val="0"/>
+          <w:bCs w:val="0"/>
+          <w:lang w:val="fr-FR"/>
+        </w:rPr>
+        <w:t>Optimization</w:t>
+      </w:r>
+      <w:proofErr w:type="spellEnd"/>
+    </w:p>
+    <w:p>
+      <w:pPr>
+        <w:pStyle w:val="NormalWeb"/>
+        <w:rPr>
+          <w:rStyle w:val="Strong"/>
+          <w:rFonts w:eastAsiaTheme="majorEastAsia"/>
+          <w:b w:val="0"/>
+          <w:bCs w:val="0"/>
+          <w:lang w:val="fr-FR"/>
         </w:rPr>
       </w:pPr>
     </w:p>
@@ -812,32 +846,185 @@
     </w:p>
     <w:p>
       <w:pPr>
-        <w:spacing w:before="100" w:beforeAutospacing="1" w:after="100" w:afterAutospacing="1" w:line="240" w:lineRule="auto"/>
-        <w:rPr>
-          <w:rFonts w:ascii="Times New Roman" w:eastAsia="Times New Roman" w:hAnsi="Times New Roman" w:cs="Times New Roman"/>
-          <w:color w:val="000000"/>
-          <w:kern w:val="0"/>
-          <w:lang w:val="en-US"/>
-          <w14:ligatures w14:val="none"/>
-        </w:rPr>
-      </w:pPr>
-      <w:r>
-        <w:rPr>
-          <w:rFonts w:ascii="Times New Roman" w:eastAsia="Times New Roman" w:hAnsi="Times New Roman" w:cs="Times New Roman"/>
-          <w:color w:val="000000"/>
-          <w:kern w:val="0"/>
-          <w:lang w:val="en-US"/>
-          <w14:ligatures w14:val="none"/>
+        <w:pStyle w:val="p1"/>
+        <w:rPr>
+          <w:rFonts w:ascii="Times New Roman" w:hAnsi="Times New Roman"/>
+          <w:sz w:val="24"/>
+          <w:szCs w:val="24"/>
+        </w:rPr>
+      </w:pPr>
+      <w:r>
+        <w:rPr>
+          <w:rFonts w:ascii="Times New Roman" w:hAnsi="Times New Roman"/>
+          <w:sz w:val="24"/>
+          <w:szCs w:val="24"/>
+        </w:rPr>
+        <w:t>Advertising Sales Manager</w:t>
+      </w:r>
+      <w:r>
+        <w:rPr>
+          <w:rFonts w:ascii="Times New Roman" w:hAnsi="Times New Roman"/>
+          <w:sz w:val="24"/>
+          <w:szCs w:val="24"/>
+        </w:rPr>
+        <w:br/>
+      </w:r>
+      <w:r>
+        <w:rPr>
+          <w:rFonts w:ascii="Times New Roman" w:hAnsi="Times New Roman"/>
+          <w:sz w:val="24"/>
+          <w:szCs w:val="24"/>
+        </w:rPr>
+        <w:t xml:space="preserve">TF1Publicité </w:t>
+      </w:r>
+      <w:r>
+        <w:rPr>
+          <w:rFonts w:ascii="Times New Roman" w:hAnsi="Times New Roman"/>
+          <w:sz w:val="24"/>
+          <w:szCs w:val="24"/>
+        </w:rPr>
+        <w:t>• Boulogne-Billancourt, France</w:t>
+      </w:r>
+      <w:r>
+        <w:rPr>
+          <w:rFonts w:ascii="Times New Roman" w:hAnsi="Times New Roman"/>
+          <w:sz w:val="24"/>
+          <w:szCs w:val="24"/>
+        </w:rPr>
+        <w:br/>
+      </w:r>
+      <w:r>
+        <w:rPr>
+          <w:rFonts w:ascii="Times New Roman" w:hAnsi="Times New Roman"/>
+          <w:sz w:val="24"/>
+          <w:szCs w:val="24"/>
+        </w:rPr>
+        <w:t>Jun</w:t>
+      </w:r>
+      <w:r>
+        <w:rPr>
+          <w:rFonts w:ascii="Times New Roman" w:hAnsi="Times New Roman"/>
+          <w:sz w:val="24"/>
+          <w:szCs w:val="24"/>
+        </w:rPr>
+        <w:t xml:space="preserve"> 202</w:t>
+      </w:r>
+      <w:r>
+        <w:rPr>
+          <w:rFonts w:ascii="Times New Roman" w:hAnsi="Times New Roman"/>
+          <w:sz w:val="24"/>
+          <w:szCs w:val="24"/>
+        </w:rPr>
+        <w:t>6</w:t>
+      </w:r>
+      <w:r>
+        <w:rPr>
+          <w:rFonts w:ascii="Times New Roman" w:hAnsi="Times New Roman"/>
+          <w:sz w:val="24"/>
+          <w:szCs w:val="24"/>
+        </w:rPr>
+        <w:t xml:space="preserve"> </w:t>
+      </w:r>
+      <w:r>
+        <w:rPr>
+          <w:rFonts w:ascii="Times New Roman" w:hAnsi="Times New Roman"/>
+          <w:sz w:val="24"/>
+          <w:szCs w:val="24"/>
+        </w:rPr>
+        <w:t>– Tod</w:t>
+      </w:r>
+      <w:r>
+        <w:rPr>
+          <w:rFonts w:ascii="Times New Roman" w:hAnsi="Times New Roman"/>
+          <w:sz w:val="24"/>
+          <w:szCs w:val="24"/>
+        </w:rPr>
+        <w:t>a</w:t>
+      </w:r>
+      <w:r>
+        <w:rPr>
+          <w:rFonts w:ascii="Times New Roman" w:hAnsi="Times New Roman"/>
+          <w:sz w:val="24"/>
+          <w:szCs w:val="24"/>
+        </w:rPr>
+        <w:t>y</w:t>
+      </w:r>
+      <w:r>
+        <w:rPr>
+          <w:rFonts w:ascii="Times New Roman" w:hAnsi="Times New Roman"/>
+          <w:sz w:val="24"/>
+          <w:szCs w:val="24"/>
+        </w:rPr>
+        <w:br/>
+        <w:t>Oversaw advertising sales across TF1+ digital platforms and TF1 content distributed on Netflix.</w:t>
+      </w:r>
+    </w:p>
+    <w:p>
+      <w:pPr>
+        <w:pStyle w:val="p1"/>
+        <w:rPr>
+          <w:rFonts w:ascii="Times New Roman" w:hAnsi="Times New Roman"/>
+          <w:sz w:val="24"/>
+          <w:szCs w:val="24"/>
+        </w:rPr>
+      </w:pPr>
+      <w:r>
+        <w:rPr>
+          <w:rFonts w:ascii="Times New Roman" w:hAnsi="Times New Roman"/>
+          <w:sz w:val="24"/>
+          <w:szCs w:val="24"/>
+        </w:rPr>
+        <w:t>Generated €10M+ in annual revenue by selling performance and branding solutions to media agencies and expanding a portfolio</w:t>
+      </w:r>
+      <w:r>
+        <w:rPr>
+          <w:rFonts w:ascii="Times New Roman" w:hAnsi="Times New Roman"/>
+          <w:sz w:val="24"/>
+          <w:szCs w:val="24"/>
+        </w:rPr>
+        <w:t xml:space="preserve"> </w:t>
+      </w:r>
+      <w:r>
+        <w:rPr>
+          <w:rFonts w:ascii="Times New Roman" w:hAnsi="Times New Roman"/>
+          <w:sz w:val="24"/>
+          <w:szCs w:val="24"/>
+        </w:rPr>
+        <w:t>of 60+ advertiser accounts.</w:t>
+      </w:r>
+    </w:p>
+    <w:p>
+      <w:pPr>
+        <w:pStyle w:val="p1"/>
+        <w:rPr>
+          <w:rFonts w:ascii="Times New Roman" w:hAnsi="Times New Roman"/>
+          <w:sz w:val="24"/>
+          <w:szCs w:val="24"/>
+        </w:rPr>
+      </w:pPr>
+    </w:p>
+    <w:p>
+      <w:pPr>
+        <w:pStyle w:val="p1"/>
+        <w:rPr>
+          <w:rFonts w:ascii="Times New Roman" w:hAnsi="Times New Roman"/>
+          <w:sz w:val="24"/>
+          <w:szCs w:val="24"/>
+        </w:rPr>
+      </w:pPr>
+      <w:r>
+        <w:rPr>
+          <w:rFonts w:ascii="Times New Roman" w:hAnsi="Times New Roman"/>
+          <w:sz w:val="24"/>
+          <w:szCs w:val="24"/>
         </w:rPr>
         <w:t>Account Manager</w:t>
       </w:r>
       <w:r>
         <w:rPr>
-          <w:rFonts w:ascii="Times New Roman" w:eastAsia="Times New Roman" w:hAnsi="Times New Roman" w:cs="Times New Roman"/>
-          <w:color w:val="000000"/>
-          <w:kern w:val="0"/>
-          <w:lang w:val="en-US"/>
-          <w14:ligatures w14:val="none"/>
+          <w:rFonts w:ascii="Times New Roman" w:hAnsi="Times New Roman"/>
+          <w:sz w:val="24"/>
+          <w:szCs w:val="24"/>
         </w:rPr>
         <w:br/>
         <w:t xml:space="preserve">Publicis Groupe – </w:t>
@@ -845,98 +1032,151 @@
       <w:proofErr w:type="spellStart"/>
       <w:r>
         <w:rPr>
-          <w:rFonts w:ascii="Times New Roman" w:eastAsia="Times New Roman" w:hAnsi="Times New Roman" w:cs="Times New Roman"/>
-          <w:color w:val="000000"/>
-          <w:kern w:val="0"/>
-          <w:lang w:val="en-US"/>
-          <w14:ligatures w14:val="none"/>
+          <w:rFonts w:ascii="Times New Roman" w:hAnsi="Times New Roman"/>
+          <w:sz w:val="24"/>
+          <w:szCs w:val="24"/>
         </w:rPr>
         <w:t>Umandots</w:t>
       </w:r>
       <w:proofErr w:type="spellEnd"/>
       <w:r>
         <w:rPr>
-          <w:rFonts w:ascii="Times New Roman" w:eastAsia="Times New Roman" w:hAnsi="Times New Roman" w:cs="Times New Roman"/>
-          <w:color w:val="000000"/>
-          <w:kern w:val="0"/>
-          <w:lang w:val="en-US"/>
-          <w14:ligatures w14:val="none"/>
+          <w:rFonts w:ascii="Times New Roman" w:hAnsi="Times New Roman"/>
+          <w:sz w:val="24"/>
+          <w:szCs w:val="24"/>
         </w:rPr>
         <w:t xml:space="preserve"> • Paris, France</w:t>
       </w:r>
       <w:r>
         <w:rPr>
-          <w:rFonts w:ascii="Times New Roman" w:eastAsia="Times New Roman" w:hAnsi="Times New Roman" w:cs="Times New Roman"/>
-          <w:color w:val="000000"/>
-          <w:kern w:val="0"/>
-          <w:lang w:val="en-US"/>
-          <w14:ligatures w14:val="none"/>
+          <w:rFonts w:ascii="Times New Roman" w:hAnsi="Times New Roman"/>
+          <w:sz w:val="24"/>
+          <w:szCs w:val="24"/>
         </w:rPr>
         <w:br/>
         <w:t>Feb 2025 – Sep 2025</w:t>
       </w:r>
       <w:r>
         <w:rPr>
-          <w:rFonts w:ascii="Times New Roman" w:eastAsia="Times New Roman" w:hAnsi="Times New Roman" w:cs="Times New Roman"/>
-          <w:color w:val="000000"/>
-          <w:kern w:val="0"/>
-          <w:lang w:val="en-US"/>
-          <w14:ligatures w14:val="none"/>
+          <w:rFonts w:ascii="Times New Roman" w:hAnsi="Times New Roman"/>
+          <w:sz w:val="24"/>
+          <w:szCs w:val="24"/>
         </w:rPr>
         <w:br/>
-        <w:t>Managed multi-channel programmatic campaigns for major advertisers.</w:t>
-      </w:r>
-      <w:r>
-        <w:rPr>
-          <w:rFonts w:ascii="Times New Roman" w:eastAsia="Times New Roman" w:hAnsi="Times New Roman" w:cs="Times New Roman"/>
-          <w:color w:val="000000"/>
-          <w:kern w:val="0"/>
-          <w:lang w:val="en-US"/>
-          <w14:ligatures w14:val="none"/>
-        </w:rPr>
-        <w:br/>
-        <w:t>Designed strategic media recommendations across video, display, audio, social, and DOOH.</w:t>
-      </w:r>
-      <w:r>
-        <w:rPr>
-          <w:rFonts w:ascii="Times New Roman" w:eastAsia="Times New Roman" w:hAnsi="Times New Roman" w:cs="Times New Roman"/>
-          <w:color w:val="000000"/>
-          <w:kern w:val="0"/>
-          <w:lang w:val="en-US"/>
-          <w14:ligatures w14:val="none"/>
-        </w:rPr>
-        <w:br/>
-        <w:t>Collaborated with trading and tech teams to ensure campaign performance and client satisfaction.</w:t>
-      </w:r>
-    </w:p>
-    <w:p>
-      <w:pPr>
-        <w:spacing w:before="100" w:beforeAutospacing="1" w:after="100" w:afterAutospacing="1" w:line="240" w:lineRule="auto"/>
-        <w:rPr>
-          <w:rFonts w:ascii="Times New Roman" w:eastAsia="Times New Roman" w:hAnsi="Times New Roman" w:cs="Times New Roman"/>
-          <w:color w:val="000000"/>
-          <w:kern w:val="0"/>
-          <w:lang w:val="en-US"/>
-          <w14:ligatures w14:val="none"/>
-        </w:rPr>
-      </w:pPr>
-      <w:r>
-        <w:rPr>
-          <w:rFonts w:ascii="Times New Roman" w:eastAsia="Times New Roman" w:hAnsi="Times New Roman" w:cs="Times New Roman"/>
-          <w:color w:val="000000"/>
-          <w:kern w:val="0"/>
-          <w:lang w:val="en-US"/>
-          <w14:ligatures w14:val="none"/>
+      </w:r>
+      <w:r>
+        <w:rPr>
+          <w:rFonts w:ascii="Times New Roman" w:hAnsi="Times New Roman"/>
+          <w:sz w:val="24"/>
+          <w:szCs w:val="24"/>
+        </w:rPr>
+        <w:t>Spearheaded media budget allocation (€50K–€500K per campaign) across VOL, Display, Social, Audio, and DOOH channels,</w:t>
+      </w:r>
+    </w:p>
+    <w:p>
+      <w:pPr>
+        <w:pStyle w:val="p1"/>
+        <w:rPr>
+          <w:rFonts w:ascii="Times New Roman" w:hAnsi="Times New Roman"/>
+          <w:sz w:val="24"/>
+          <w:szCs w:val="24"/>
+        </w:rPr>
+      </w:pPr>
+      <w:r>
+        <w:rPr>
+          <w:rFonts w:ascii="Times New Roman" w:hAnsi="Times New Roman"/>
+          <w:sz w:val="24"/>
+          <w:szCs w:val="24"/>
+        </w:rPr>
+        <w:t>driving cost-efficiency and exceeding client KPIs.</w:t>
+      </w:r>
+    </w:p>
+    <w:p>
+      <w:pPr>
+        <w:pStyle w:val="p1"/>
+        <w:rPr>
+          <w:rFonts w:ascii="Times New Roman" w:hAnsi="Times New Roman"/>
+          <w:sz w:val="24"/>
+          <w:szCs w:val="24"/>
+        </w:rPr>
+      </w:pPr>
+      <w:r>
+        <w:rPr>
+          <w:rFonts w:ascii="Times New Roman" w:hAnsi="Times New Roman"/>
+          <w:sz w:val="24"/>
+          <w:szCs w:val="24"/>
+        </w:rPr>
+        <w:t xml:space="preserve">Monitored and </w:t>
+      </w:r>
+      <w:proofErr w:type="spellStart"/>
+      <w:r>
+        <w:rPr>
+          <w:rFonts w:ascii="Times New Roman" w:hAnsi="Times New Roman"/>
+          <w:sz w:val="24"/>
+          <w:szCs w:val="24"/>
+        </w:rPr>
+        <w:t>analysed</w:t>
+      </w:r>
+      <w:proofErr w:type="spellEnd"/>
+      <w:r>
+        <w:rPr>
+          <w:rFonts w:ascii="Times New Roman" w:hAnsi="Times New Roman"/>
+          <w:sz w:val="24"/>
+          <w:szCs w:val="24"/>
+        </w:rPr>
+        <w:t xml:space="preserve"> campaigns in collaboration with 2 traders </w:t>
+      </w:r>
+      <w:proofErr w:type="gramStart"/>
+      <w:r>
+        <w:rPr>
+          <w:rFonts w:ascii="Times New Roman" w:hAnsi="Times New Roman"/>
+          <w:sz w:val="24"/>
+          <w:szCs w:val="24"/>
+        </w:rPr>
+        <w:t>in order to</w:t>
+      </w:r>
+      <w:proofErr w:type="gramEnd"/>
+      <w:r>
+        <w:rPr>
+          <w:rFonts w:ascii="Times New Roman" w:hAnsi="Times New Roman"/>
+          <w:sz w:val="24"/>
+          <w:szCs w:val="24"/>
+        </w:rPr>
+        <w:t xml:space="preserve"> build customer loyalty by sharing campaign reports.</w:t>
+      </w:r>
+    </w:p>
+    <w:p>
+      <w:pPr>
+        <w:pStyle w:val="p1"/>
+        <w:rPr>
+          <w:rFonts w:ascii="Times New Roman" w:hAnsi="Times New Roman"/>
+          <w:sz w:val="24"/>
+          <w:szCs w:val="24"/>
+        </w:rPr>
+      </w:pPr>
+    </w:p>
+    <w:p>
+      <w:pPr>
+        <w:pStyle w:val="p1"/>
+        <w:rPr>
+          <w:rFonts w:ascii="Times New Roman" w:hAnsi="Times New Roman"/>
+          <w:sz w:val="24"/>
+          <w:szCs w:val="24"/>
+        </w:rPr>
+      </w:pPr>
+      <w:r>
+        <w:rPr>
+          <w:rFonts w:ascii="Times New Roman" w:hAnsi="Times New Roman"/>
+          <w:sz w:val="24"/>
+          <w:szCs w:val="24"/>
         </w:rPr>
         <w:t>Advertising Sales Manager</w:t>
       </w:r>
       <w:r>
         <w:rPr>
-          <w:rFonts w:ascii="Times New Roman" w:eastAsia="Times New Roman" w:hAnsi="Times New Roman" w:cs="Times New Roman"/>
-          <w:color w:val="000000"/>
-          <w:kern w:val="0"/>
-          <w:lang w:val="en-US"/>
-          <w14:ligatures w14:val="none"/>
+          <w:rFonts w:ascii="Times New Roman" w:hAnsi="Times New Roman"/>
+          <w:sz w:val="24"/>
+          <w:szCs w:val="24"/>
         </w:rPr>
         <w:br/>
         <w:t xml:space="preserve">France </w:t>
@@ -944,112 +1184,149 @@
       <w:proofErr w:type="spellStart"/>
       <w:r>
         <w:rPr>
-          <w:rFonts w:ascii="Times New Roman" w:eastAsia="Times New Roman" w:hAnsi="Times New Roman" w:cs="Times New Roman"/>
-          <w:color w:val="000000"/>
-          <w:kern w:val="0"/>
-          <w:lang w:val="en-US"/>
-          <w14:ligatures w14:val="none"/>
+          <w:rFonts w:ascii="Times New Roman" w:hAnsi="Times New Roman"/>
+          <w:sz w:val="24"/>
+          <w:szCs w:val="24"/>
         </w:rPr>
         <w:t>Télévisions</w:t>
       </w:r>
       <w:proofErr w:type="spellEnd"/>
       <w:r>
         <w:rPr>
-          <w:rFonts w:ascii="Times New Roman" w:eastAsia="Times New Roman" w:hAnsi="Times New Roman" w:cs="Times New Roman"/>
-          <w:color w:val="000000"/>
-          <w:kern w:val="0"/>
-          <w:lang w:val="en-US"/>
-          <w14:ligatures w14:val="none"/>
+          <w:rFonts w:ascii="Times New Roman" w:hAnsi="Times New Roman"/>
+          <w:sz w:val="24"/>
+          <w:szCs w:val="24"/>
         </w:rPr>
         <w:t xml:space="preserve"> </w:t>
       </w:r>
       <w:proofErr w:type="spellStart"/>
       <w:r>
         <w:rPr>
-          <w:rFonts w:ascii="Times New Roman" w:eastAsia="Times New Roman" w:hAnsi="Times New Roman" w:cs="Times New Roman"/>
-          <w:color w:val="000000"/>
-          <w:kern w:val="0"/>
-          <w:lang w:val="en-US"/>
-          <w14:ligatures w14:val="none"/>
+          <w:rFonts w:ascii="Times New Roman" w:hAnsi="Times New Roman"/>
+          <w:sz w:val="24"/>
+          <w:szCs w:val="24"/>
         </w:rPr>
         <w:t>Publicité</w:t>
       </w:r>
       <w:proofErr w:type="spellEnd"/>
       <w:r>
         <w:rPr>
-          <w:rFonts w:ascii="Times New Roman" w:eastAsia="Times New Roman" w:hAnsi="Times New Roman" w:cs="Times New Roman"/>
-          <w:color w:val="000000"/>
-          <w:kern w:val="0"/>
-          <w:lang w:val="en-US"/>
-          <w14:ligatures w14:val="none"/>
+          <w:rFonts w:ascii="Times New Roman" w:hAnsi="Times New Roman"/>
+          <w:sz w:val="24"/>
+          <w:szCs w:val="24"/>
         </w:rPr>
         <w:t xml:space="preserve"> • Boulogne-Billancourt, France</w:t>
       </w:r>
       <w:r>
         <w:rPr>
-          <w:rFonts w:ascii="Times New Roman" w:eastAsia="Times New Roman" w:hAnsi="Times New Roman" w:cs="Times New Roman"/>
-          <w:color w:val="000000"/>
-          <w:kern w:val="0"/>
-          <w:lang w:val="en-US"/>
-          <w14:ligatures w14:val="none"/>
+          <w:rFonts w:ascii="Times New Roman" w:hAnsi="Times New Roman"/>
+          <w:sz w:val="24"/>
+          <w:szCs w:val="24"/>
         </w:rPr>
         <w:br/>
         <w:t>Jan 2024 – Sep 2024</w:t>
       </w:r>
       <w:r>
         <w:rPr>
-          <w:rFonts w:ascii="Times New Roman" w:eastAsia="Times New Roman" w:hAnsi="Times New Roman" w:cs="Times New Roman"/>
-          <w:color w:val="000000"/>
-          <w:kern w:val="0"/>
-          <w:lang w:val="en-US"/>
-          <w14:ligatures w14:val="none"/>
+          <w:rFonts w:ascii="Times New Roman" w:hAnsi="Times New Roman"/>
+          <w:sz w:val="24"/>
+          <w:szCs w:val="24"/>
         </w:rPr>
         <w:br/>
-        <w:t>Led digital advertising sales for major media agencies.</w:t>
-      </w:r>
-      <w:r>
-        <w:rPr>
-          <w:rFonts w:ascii="Times New Roman" w:eastAsia="Times New Roman" w:hAnsi="Times New Roman" w:cs="Times New Roman"/>
-          <w:color w:val="000000"/>
-          <w:kern w:val="0"/>
-          <w:lang w:val="en-US"/>
-          <w14:ligatures w14:val="none"/>
-        </w:rPr>
-        <w:br/>
-        <w:t xml:space="preserve">Supported monetization of the group’s digital inventory and external partners (Brut, </w:t>
+      </w:r>
+      <w:r>
+        <w:rPr>
+          <w:rFonts w:ascii="Times New Roman" w:hAnsi="Times New Roman"/>
+          <w:sz w:val="24"/>
+          <w:szCs w:val="24"/>
+        </w:rPr>
+        <w:t xml:space="preserve">Managed advertising and sponsorship sales across France </w:t>
       </w:r>
       <w:proofErr w:type="spellStart"/>
       <w:r>
         <w:rPr>
-          <w:rFonts w:ascii="Times New Roman" w:eastAsia="Times New Roman" w:hAnsi="Times New Roman" w:cs="Times New Roman"/>
-          <w:color w:val="000000"/>
-          <w:kern w:val="0"/>
-          <w:lang w:val="en-US"/>
-          <w14:ligatures w14:val="none"/>
+          <w:rFonts w:ascii="Times New Roman" w:hAnsi="Times New Roman"/>
+          <w:sz w:val="24"/>
+          <w:szCs w:val="24"/>
+        </w:rPr>
+        <w:t>Télévisions</w:t>
+      </w:r>
+      <w:proofErr w:type="spellEnd"/>
+      <w:r>
+        <w:rPr>
+          <w:rFonts w:ascii="Times New Roman" w:hAnsi="Times New Roman"/>
+          <w:sz w:val="24"/>
+          <w:szCs w:val="24"/>
+        </w:rPr>
+        <w:t>’ TV channels and digital platforms, as well as partner media</w:t>
+      </w:r>
+      <w:r>
+        <w:rPr>
+          <w:rFonts w:ascii="Times New Roman" w:hAnsi="Times New Roman"/>
+          <w:sz w:val="24"/>
+          <w:szCs w:val="24"/>
+        </w:rPr>
+        <w:t xml:space="preserve"> </w:t>
+      </w:r>
+      <w:r>
+        <w:rPr>
+          <w:rFonts w:ascii="Times New Roman" w:hAnsi="Times New Roman"/>
+          <w:sz w:val="24"/>
+          <w:szCs w:val="24"/>
+        </w:rPr>
+        <w:t xml:space="preserve">properties including Brut, </w:t>
+      </w:r>
+      <w:proofErr w:type="spellStart"/>
+      <w:r>
+        <w:rPr>
+          <w:rFonts w:ascii="Times New Roman" w:hAnsi="Times New Roman"/>
+          <w:sz w:val="24"/>
+          <w:szCs w:val="24"/>
         </w:rPr>
         <w:t>Météo</w:t>
       </w:r>
       <w:proofErr w:type="spellEnd"/>
       <w:r>
         <w:rPr>
-          <w:rFonts w:ascii="Times New Roman" w:eastAsia="Times New Roman" w:hAnsi="Times New Roman" w:cs="Times New Roman"/>
-          <w:color w:val="000000"/>
-          <w:kern w:val="0"/>
-          <w:lang w:val="en-US"/>
-          <w14:ligatures w14:val="none"/>
-        </w:rPr>
-        <w:t xml:space="preserve"> France, Radio France).</w:t>
-      </w:r>
-      <w:r>
-        <w:rPr>
-          <w:rFonts w:ascii="Times New Roman" w:eastAsia="Times New Roman" w:hAnsi="Times New Roman" w:cs="Times New Roman"/>
-          <w:color w:val="000000"/>
-          <w:kern w:val="0"/>
-          <w:lang w:val="en-US"/>
-          <w14:ligatures w14:val="none"/>
-        </w:rPr>
-        <w:br/>
-        <w:t>Drove revenue growth through strategic account development.</w:t>
+          <w:rFonts w:ascii="Times New Roman" w:hAnsi="Times New Roman"/>
+          <w:sz w:val="24"/>
+          <w:szCs w:val="24"/>
+        </w:rPr>
+        <w:t>-France and Radio France.</w:t>
+      </w:r>
+    </w:p>
+    <w:p>
+      <w:pPr>
+        <w:pStyle w:val="p1"/>
+        <w:rPr>
+          <w:rFonts w:ascii="Times New Roman" w:hAnsi="Times New Roman"/>
+          <w:sz w:val="24"/>
+          <w:szCs w:val="24"/>
+        </w:rPr>
+      </w:pPr>
+      <w:r>
+        <w:rPr>
+          <w:rFonts w:ascii="Times New Roman" w:hAnsi="Times New Roman"/>
+          <w:sz w:val="24"/>
+          <w:szCs w:val="24"/>
+        </w:rPr>
+        <w:t>Generated €2M+ in annual revenue by selling branding and performance-driven advertising solutions to media agencies and</w:t>
+      </w:r>
+      <w:r>
+        <w:rPr>
+          <w:rFonts w:ascii="Times New Roman" w:hAnsi="Times New Roman"/>
+          <w:sz w:val="24"/>
+          <w:szCs w:val="24"/>
+        </w:rPr>
+        <w:t xml:space="preserve"> </w:t>
+      </w:r>
+      <w:r>
+        <w:rPr>
+          <w:rFonts w:ascii="Times New Roman" w:hAnsi="Times New Roman"/>
+          <w:sz w:val="24"/>
+          <w:szCs w:val="24"/>
+        </w:rPr>
+        <w:t>advertisers.</w:t>
       </w:r>
     </w:p>
     <w:p>
@@ -1225,17 +1502,7 @@
           <w:lang w:val="en-US"/>
           <w14:ligatures w14:val="none"/>
         </w:rPr>
-        <w:t xml:space="preserve">BBA – Global </w:t>
-      </w:r>
-      <w:r>
-        <w:rPr>
-          <w:rFonts w:ascii="Times New Roman" w:eastAsia="Times New Roman" w:hAnsi="Times New Roman" w:cs="Times New Roman"/>
-          <w:color w:val="000000"/>
-          <w:kern w:val="0"/>
-          <w:lang w:val="en-US"/>
-          <w14:ligatures w14:val="none"/>
-        </w:rPr>
-        <w:t>bachelor’s in business administration</w:t>
+        <w:t>BBA – Global bachelor’s in business administration</w:t>
       </w:r>
       <w:r>
         <w:rPr>
@@ -1301,6 +1568,7 @@
           <w:lang w:val="en-US"/>
           <w14:ligatures w14:val="none"/>
         </w:rPr>
+        <w:lastRenderedPageBreak/>
         <w:t>MBA Exchange – Business Administration</w:t>
       </w:r>
       <w:r>
@@ -1377,7 +1645,6 @@
           <w:rFonts w:eastAsiaTheme="majorEastAsia"/>
           <w:u w:val="single"/>
         </w:rPr>
-        <w:lastRenderedPageBreak/>
         <w:t>Certifications</w:t>
       </w:r>
       <w:r>
@@ -1458,7 +1725,7 @@
           <w:bCs w:val="0"/>
         </w:rPr>
       </w:pPr>
-      <w:hyperlink r:id="rId5" w:history="1">
+      <w:hyperlink r:id="rId5" w:anchor="acc.tjCuzcTi" w:history="1">
         <w:r>
           <w:rPr>
             <w:rStyle w:val="Strong"/>
@@ -1525,7 +1792,7 @@
           <w:bCs w:val="0"/>
         </w:rPr>
       </w:pPr>
-      <w:hyperlink r:id="rId6" w:history="1">
+      <w:hyperlink r:id="rId6" w:anchor="acc.TWoPBvDk" w:history="1">
         <w:r>
           <w:rPr>
             <w:rStyle w:val="Strong"/>
@@ -1755,6 +2022,7 @@
           <w:rFonts w:ascii="Times New Roman" w:hAnsi="Times New Roman" w:cs="Times New Roman"/>
           <w:lang w:val="en-US"/>
         </w:rPr>
+        <w:lastRenderedPageBreak/>
         <w:t xml:space="preserve">Sebastien Noel </w:t>
       </w:r>
       <w:r>
@@ -2789,6 +3057,23 @@
       <w:shd w:val="clear" w:color="auto" w:fill="E1DFDD"/>
     </w:rPr>
   </w:style>
+  <w:style w:type="paragraph" w:customStyle="1" w:styleId="p1">
+    <w:name w:val="p1"/>
+    <w:basedOn w:val="Normal"/>
+    <w:rsid w:val="00A109C8"/>
+    <w:pPr>
+      <w:spacing w:after="0" w:line="240" w:lineRule="auto"/>
+    </w:pPr>
+    <w:rPr>
+      <w:rFonts w:ascii="Helvetica" w:eastAsia="Times New Roman" w:hAnsi="Helvetica" w:cs="Times New Roman"/>
+      <w:color w:val="000000"/>
+      <w:kern w:val="0"/>
+      <w:sz w:val="14"/>
+      <w:szCs w:val="14"/>
+      <w:lang w:val="en-US"/>
+      <w14:ligatures w14:val="none"/>
+    </w:rPr>
+  </w:style>
 </w:styles>
 </file>
 
